--- a/Faculdade/Disciplinas-Regulares/4-Ano/Gerenciamento_de_Configuracao_de_Software/Atividades/Avaliacao/Avaliacao-Tarcisio_Jose_Martins_Ribeiro-20382.docx
+++ b/Faculdade/Disciplinas-Regulares/4-Ano/Gerenciamento_de_Configuracao_de_Software/Atividades/Avaliacao/Avaliacao-Tarcisio_Jose_Martins_Ribeiro-20382.docx
@@ -114,6 +114,9 @@
         </w:rPr>
       </w:pPr>
       <w:r>
+        <w:rPr>
+          <w:noProof/>
+        </w:rPr>
         <w:drawing>
           <wp:inline distT="0" distB="0" distL="0" distR="0" wp14:anchorId="344CDBDF" wp14:editId="4C7DCA3B">
             <wp:extent cx="5760085" cy="1027430"/>
@@ -216,6 +219,9 @@
         </w:rPr>
       </w:pPr>
       <w:r>
+        <w:rPr>
+          <w:noProof/>
+        </w:rPr>
         <w:drawing>
           <wp:inline distT="0" distB="0" distL="0" distR="0" wp14:anchorId="5FEA6D7C" wp14:editId="16CCF606">
             <wp:extent cx="5760085" cy="1453515"/>
@@ -318,6 +324,9 @@
         </w:rPr>
       </w:pPr>
       <w:r>
+        <w:rPr>
+          <w:noProof/>
+        </w:rPr>
         <w:drawing>
           <wp:inline distT="0" distB="0" distL="0" distR="0" wp14:anchorId="15B57836" wp14:editId="0ABA66CC">
             <wp:extent cx="5760085" cy="1548765"/>
@@ -370,6 +379,245 @@
     </w:p>
     <w:p>
       <w:pPr>
+        <w:rPr>
+          <w:rFonts w:ascii="Arial" w:hAnsi="Arial" w:cs="Arial"/>
+          <w:b/>
+          <w:bCs/>
+        </w:rPr>
+      </w:pPr>
+    </w:p>
+    <w:p>
+      <w:pPr>
+        <w:rPr>
+          <w:rFonts w:ascii="Arial" w:hAnsi="Arial" w:cs="Arial"/>
+          <w:b/>
+          <w:bCs/>
+        </w:rPr>
+      </w:pPr>
+      <w:r>
+        <w:rPr>
+          <w:rFonts w:ascii="Arial" w:hAnsi="Arial" w:cs="Arial"/>
+          <w:b/>
+          <w:bCs/>
+        </w:rPr>
+        <w:br w:type="page"/>
+      </w:r>
+    </w:p>
+    <w:p>
+      <w:pPr>
+        <w:ind w:firstLine="0"/>
+        <w:rPr>
+          <w:rFonts w:ascii="Arial" w:hAnsi="Arial" w:cs="Arial"/>
+          <w:b/>
+          <w:bCs/>
+        </w:rPr>
+      </w:pPr>
+      <w:r>
+        <w:rPr>
+          <w:rFonts w:ascii="Arial" w:hAnsi="Arial" w:cs="Arial"/>
+          <w:b/>
+          <w:bCs/>
+        </w:rPr>
+        <w:lastRenderedPageBreak/>
+        <w:t>Tarefa 02 – Qualidade</w:t>
+      </w:r>
+    </w:p>
+    <w:p>
+      <w:pPr>
+        <w:ind w:firstLine="0"/>
+        <w:rPr>
+          <w:rFonts w:ascii="Arial" w:hAnsi="Arial" w:cs="Arial"/>
+          <w:b/>
+          <w:bCs/>
+        </w:rPr>
+      </w:pPr>
+    </w:p>
+    <w:p>
+      <w:pPr>
+        <w:ind w:firstLine="0"/>
+        <w:rPr>
+          <w:rFonts w:ascii="Arial" w:hAnsi="Arial" w:cs="Arial"/>
+          <w:b/>
+          <w:bCs/>
+        </w:rPr>
+      </w:pPr>
+      <w:r>
+        <w:rPr>
+          <w:rFonts w:ascii="Arial" w:hAnsi="Arial" w:cs="Arial"/>
+          <w:b/>
+          <w:bCs/>
+        </w:rPr>
+        <w:t>Funcionalidades analisadas:</w:t>
+      </w:r>
+    </w:p>
+    <w:p>
+      <w:pPr>
+        <w:ind w:firstLine="0"/>
+        <w:rPr>
+          <w:rFonts w:ascii="Arial" w:hAnsi="Arial" w:cs="Arial"/>
+          <w:b/>
+          <w:bCs/>
+        </w:rPr>
+      </w:pPr>
+    </w:p>
+    <w:p>
+      <w:pPr>
+        <w:rPr>
+          <w:rFonts w:ascii="Arial" w:hAnsi="Arial" w:cs="Arial"/>
+        </w:rPr>
+      </w:pPr>
+      <w:r>
+        <w:rPr>
+          <w:rFonts w:ascii="Arial" w:hAnsi="Arial" w:cs="Arial"/>
+        </w:rPr>
+        <w:t xml:space="preserve">F1 </w:t>
+      </w:r>
+      <w:r>
+        <w:rPr>
+          <w:rFonts w:ascii="Arial" w:hAnsi="Arial" w:cs="Arial"/>
+        </w:rPr>
+        <w:t>–</w:t>
+      </w:r>
+      <w:r>
+        <w:rPr>
+          <w:rFonts w:ascii="Arial" w:hAnsi="Arial" w:cs="Arial"/>
+        </w:rPr>
+        <w:t xml:space="preserve"> </w:t>
+      </w:r>
+      <w:r>
+        <w:rPr>
+          <w:rFonts w:ascii="Arial" w:hAnsi="Arial" w:cs="Arial"/>
+        </w:rPr>
+        <w:t>C</w:t>
+      </w:r>
+      <w:r>
+        <w:rPr>
+          <w:rFonts w:ascii="Arial" w:hAnsi="Arial" w:cs="Arial"/>
+        </w:rPr>
+        <w:t>adastro de Usuário e Senha</w:t>
+      </w:r>
+    </w:p>
+    <w:p>
+      <w:pPr>
+        <w:rPr>
+          <w:rFonts w:ascii="Arial" w:hAnsi="Arial" w:cs="Arial"/>
+        </w:rPr>
+      </w:pPr>
+      <w:r>
+        <w:rPr>
+          <w:rFonts w:ascii="Arial" w:hAnsi="Arial" w:cs="Arial"/>
+        </w:rPr>
+        <w:t>F2 – Gerenciamento de Conteúdo</w:t>
+      </w:r>
+    </w:p>
+    <w:p>
+      <w:pPr>
+        <w:rPr>
+          <w:rFonts w:ascii="Arial" w:hAnsi="Arial" w:cs="Arial"/>
+        </w:rPr>
+      </w:pPr>
+      <w:r>
+        <w:rPr>
+          <w:rFonts w:ascii="Arial" w:hAnsi="Arial" w:cs="Arial"/>
+        </w:rPr>
+        <w:t xml:space="preserve">F3 </w:t>
+      </w:r>
+      <w:r>
+        <w:rPr>
+          <w:rFonts w:ascii="Arial" w:hAnsi="Arial" w:cs="Arial"/>
+        </w:rPr>
+        <w:t>–</w:t>
+      </w:r>
+      <w:r>
+        <w:rPr>
+          <w:rFonts w:ascii="Arial" w:hAnsi="Arial" w:cs="Arial"/>
+        </w:rPr>
+        <w:t xml:space="preserve"> </w:t>
+      </w:r>
+      <w:r>
+        <w:rPr>
+          <w:rFonts w:ascii="Arial" w:hAnsi="Arial" w:cs="Arial"/>
+        </w:rPr>
+        <w:t>Gerenciamento de Permissões</w:t>
+      </w:r>
+    </w:p>
+    <w:p>
+      <w:pPr>
+        <w:rPr>
+          <w:rFonts w:ascii="Arial" w:hAnsi="Arial" w:cs="Arial"/>
+        </w:rPr>
+      </w:pPr>
+    </w:p>
+    <w:p>
+      <w:pPr>
+        <w:rPr>
+          <w:rFonts w:ascii="Arial" w:hAnsi="Arial" w:cs="Arial"/>
+        </w:rPr>
+      </w:pPr>
+      <w:r>
+        <w:drawing>
+          <wp:inline distT="0" distB="0" distL="0" distR="0" wp14:anchorId="3E9C8DA6" wp14:editId="6A7C898F">
+            <wp:extent cx="5562600" cy="3467100"/>
+            <wp:effectExtent l="0" t="0" r="0" b="0"/>
+            <wp:docPr id="1" name="Imagem 1"/>
+            <wp:cNvGraphicFramePr>
+              <a:graphicFrameLocks xmlns:a="http://schemas.openxmlformats.org/drawingml/2006/main" noChangeAspect="1"/>
+            </wp:cNvGraphicFramePr>
+            <a:graphic xmlns:a="http://schemas.openxmlformats.org/drawingml/2006/main">
+              <a:graphicData uri="http://schemas.openxmlformats.org/drawingml/2006/picture">
+                <pic:pic xmlns:pic="http://schemas.openxmlformats.org/drawingml/2006/picture">
+                  <pic:nvPicPr>
+                    <pic:cNvPr id="0" name="Picture 1"/>
+                    <pic:cNvPicPr>
+                      <a:picLocks noChangeAspect="1" noChangeArrowheads="1"/>
+                    </pic:cNvPicPr>
+                  </pic:nvPicPr>
+                  <pic:blipFill>
+                    <a:blip r:embed="rId7">
+                      <a:extLst>
+                        <a:ext uri="{28A0092B-C50C-407E-A947-70E740481C1C}">
+                          <a14:useLocalDpi xmlns:a14="http://schemas.microsoft.com/office/drawing/2010/main" val="0"/>
+                        </a:ext>
+                      </a:extLst>
+                    </a:blip>
+                    <a:srcRect/>
+                    <a:stretch>
+                      <a:fillRect/>
+                    </a:stretch>
+                  </pic:blipFill>
+                  <pic:spPr bwMode="auto">
+                    <a:xfrm>
+                      <a:off x="0" y="0"/>
+                      <a:ext cx="5562600" cy="3467100"/>
+                    </a:xfrm>
+                    <a:prstGeom prst="rect">
+                      <a:avLst/>
+                    </a:prstGeom>
+                    <a:noFill/>
+                    <a:ln>
+                      <a:noFill/>
+                    </a:ln>
+                  </pic:spPr>
+                </pic:pic>
+              </a:graphicData>
+            </a:graphic>
+          </wp:inline>
+        </w:drawing>
+      </w:r>
+    </w:p>
+    <w:p>
+      <w:pPr>
+        <w:ind w:firstLine="0"/>
+        <w:rPr>
+          <w:rFonts w:ascii="Arial" w:hAnsi="Arial" w:cs="Arial"/>
+          <w:b/>
+          <w:bCs/>
+        </w:rPr>
+      </w:pPr>
+    </w:p>
+    <w:p>
+      <w:pPr>
+        <w:ind w:firstLine="0"/>
         <w:rPr>
           <w:rFonts w:ascii="Arial" w:hAnsi="Arial" w:cs="Arial"/>
           <w:b/>
